--- a/bgp-crc-fc.docx
+++ b/bgp-crc-fc.docx
@@ -1552,6 +1552,78 @@
         <w:t>因此，CRC 与 FC 的协同机制是 BGP 路由意图管理的核心方法论。它使路由意图从“纸上谈兵”走向“落地执行”，从“静态规划”走向“动态验证”，从“单一视角”走向“双维协同”。在下一章中，我们将进一步探讨这一协同机制在更广泛场景中的应用与挑战，包括多路径场景、跨域场景、策略冲突场景等，以更全面地揭示 CRC 与 FC 的协同价值。</w:t>
       </w:r>
     </w:p>
+    <w:p>
+      <w:r>
+        <w:drawing>
+          <wp:inline xmlns:a="http://schemas.openxmlformats.org/drawingml/2006/main" xmlns:pic="http://schemas.openxmlformats.org/drawingml/2006/picture">
+            <wp:extent cx="5029200" cy="3143250"/>
+            <wp:docPr id="2" name="Picture 2"/>
+            <wp:cNvGraphicFramePr>
+              <a:graphicFrameLocks noChangeAspect="1"/>
+            </wp:cNvGraphicFramePr>
+            <a:graphic>
+              <a:graphicData uri="http://schemas.openxmlformats.org/drawingml/2006/picture">
+                <pic:pic>
+                  <pic:nvPicPr>
+                    <pic:cNvPr id="0" name="image.png"/>
+                    <pic:cNvPicPr/>
+                  </pic:nvPicPr>
+                  <pic:blipFill>
+                    <a:blip r:embed="rId10"/>
+                    <a:stretch>
+                      <a:fillRect/>
+                    </a:stretch>
+                  </pic:blipFill>
+                  <pic:spPr>
+                    <a:xfrm>
+                      <a:off x="0" y="0"/>
+                      <a:ext cx="5029200" cy="3143250"/>
+                    </a:xfrm>
+                    <a:prstGeom prst="rect"/>
+                  </pic:spPr>
+                </pic:pic>
+              </a:graphicData>
+            </a:graphic>
+          </wp:inline>
+        </w:drawing>
+      </w:r>
+    </w:p>
+    <w:p>
+      <w:r>
+        <w:drawing>
+          <wp:inline xmlns:a="http://schemas.openxmlformats.org/drawingml/2006/main" xmlns:pic="http://schemas.openxmlformats.org/drawingml/2006/picture">
+            <wp:extent cx="5029200" cy="3143250"/>
+            <wp:docPr id="3" name="Picture 3"/>
+            <wp:cNvGraphicFramePr>
+              <a:graphicFrameLocks noChangeAspect="1"/>
+            </wp:cNvGraphicFramePr>
+            <a:graphic>
+              <a:graphicData uri="http://schemas.openxmlformats.org/drawingml/2006/picture">
+                <pic:pic>
+                  <pic:nvPicPr>
+                    <pic:cNvPr id="0" name="image.png"/>
+                    <pic:cNvPicPr/>
+                  </pic:nvPicPr>
+                  <pic:blipFill>
+                    <a:blip r:embed="rId11"/>
+                    <a:stretch>
+                      <a:fillRect/>
+                    </a:stretch>
+                  </pic:blipFill>
+                  <pic:spPr>
+                    <a:xfrm>
+                      <a:off x="0" y="0"/>
+                      <a:ext cx="5029200" cy="3143250"/>
+                    </a:xfrm>
+                    <a:prstGeom prst="rect"/>
+                  </pic:spPr>
+                </pic:pic>
+              </a:graphicData>
+            </a:graphic>
+          </wp:inline>
+        </w:drawing>
+      </w:r>
+    </w:p>
     <w:sectPr>
       <w:pgSz w:w="12240" w:h="15840"/>
       <w:pgMar w:top="1440" w:right="1800" w:bottom="1440" w:left="1800" w:header="720" w:footer="720" w:gutter="0"/>

--- a/bgp-crc-fc.docx
+++ b/bgp-crc-fc.docx
@@ -1478,6 +1478,114 @@
     <w:bookmarkEnd w:id="13"/>
     <w:bookmarkEnd w:id="14"/>
     <w:bookmarkEnd w:id="15"/>
+    <w:p>
+      <w:r>
+        <w:drawing>
+          <wp:inline>
+            <wp:extent cx="5029200" cy="3143250"/>
+            <wp:docPr id="1" name="Picture 1"/>
+            <wp:cNvGraphicFramePr>
+              <a:graphicFrameLocks noChangeAspect="1"/>
+            </wp:cNvGraphicFramePr>
+            <a:graphic>
+              <a:graphicData uri="http://schemas.openxmlformats.org/drawingml/2006/picture">
+                <pic:pic>
+                  <pic:nvPicPr>
+                    <pic:cNvPr id="0" name="image.png"/>
+                    <pic:cNvPicPr/>
+                  </pic:nvPicPr>
+                  <pic:blipFill>
+                    <a:blip r:embed="rId9"/>
+                    <a:stretch>
+                      <a:fillRect/>
+                    </a:stretch>
+                  </pic:blipFill>
+                  <pic:spPr>
+                    <a:xfrm>
+                      <a:off x="0" y="0"/>
+                      <a:ext cx="5029200" cy="3143250"/>
+                    </a:xfrm>
+                    <a:prstGeom prst="rect"/>
+                  </pic:spPr>
+                </pic:pic>
+              </a:graphicData>
+            </a:graphic>
+          </wp:inline>
+        </w:drawing>
+      </w:r>
+    </w:p>
+    <w:p>
+      <w:r>
+        <w:drawing>
+          <wp:inline>
+            <wp:extent cx="5029200" cy="3143250"/>
+            <wp:docPr id="2" name="Picture 2"/>
+            <wp:cNvGraphicFramePr>
+              <a:graphicFrameLocks noChangeAspect="1"/>
+            </wp:cNvGraphicFramePr>
+            <a:graphic>
+              <a:graphicData uri="http://schemas.openxmlformats.org/drawingml/2006/picture">
+                <pic:pic>
+                  <pic:nvPicPr>
+                    <pic:cNvPr id="0" name="image.png"/>
+                    <pic:cNvPicPr/>
+                  </pic:nvPicPr>
+                  <pic:blipFill>
+                    <a:blip r:embed="rId10"/>
+                    <a:stretch>
+                      <a:fillRect/>
+                    </a:stretch>
+                  </pic:blipFill>
+                  <pic:spPr>
+                    <a:xfrm>
+                      <a:off x="0" y="0"/>
+                      <a:ext cx="5029200" cy="3143250"/>
+                    </a:xfrm>
+                    <a:prstGeom prst="rect"/>
+                  </pic:spPr>
+                </pic:pic>
+              </a:graphicData>
+            </a:graphic>
+          </wp:inline>
+        </w:drawing>
+      </w:r>
+    </w:p>
+    <w:p>
+      <w:r>
+        <w:drawing>
+          <wp:inline>
+            <wp:extent cx="5029200" cy="3143250"/>
+            <wp:docPr id="3" name="Picture 3"/>
+            <wp:cNvGraphicFramePr>
+              <a:graphicFrameLocks noChangeAspect="1"/>
+            </wp:cNvGraphicFramePr>
+            <a:graphic>
+              <a:graphicData uri="http://schemas.openxmlformats.org/drawingml/2006/picture">
+                <pic:pic>
+                  <pic:nvPicPr>
+                    <pic:cNvPr id="0" name="image.png"/>
+                    <pic:cNvPicPr/>
+                  </pic:nvPicPr>
+                  <pic:blipFill>
+                    <a:blip r:embed="rId11"/>
+                    <a:stretch>
+                      <a:fillRect/>
+                    </a:stretch>
+                  </pic:blipFill>
+                  <pic:spPr>
+                    <a:xfrm>
+                      <a:off x="0" y="0"/>
+                      <a:ext cx="5029200" cy="3143250"/>
+                    </a:xfrm>
+                    <a:prstGeom prst="rect"/>
+                  </pic:spPr>
+                </pic:pic>
+              </a:graphicData>
+            </a:graphic>
+          </wp:inline>
+        </w:drawing>
+      </w:r>
+    </w:p>
     <w:sectPr>
       <w:footnotePr>
         <w:numRestart w:val="eachSect"/>
